--- a/skill6/skill6.docx
+++ b/skill6/skill6.docx
@@ -3,6 +3,14 @@
 <w:document xmlns:wpc="http://schemas.microsoft.com/office/word/2010/wordprocessingCanvas" xmlns:cx="http://schemas.microsoft.com/office/drawing/2014/chartex" xmlns:cx1="http://schemas.microsoft.com/office/drawing/2015/9/8/chartex" xmlns:cx2="http://schemas.microsoft.com/office/drawing/2015/10/21/chartex" xmlns:cx3="http://schemas.microsoft.com/office/drawing/2016/5/9/chartex" xmlns:cx4="http://schemas.microsoft.com/office/drawing/2016/5/10/chartex" xmlns:cx5="http://schemas.microsoft.com/office/drawing/2016/5/11/chartex" xmlns:cx6="http://schemas.microsoft.com/office/drawing/2016/5/12/chartex" xmlns:cx7="http://schemas.microsoft.com/office/drawing/2016/5/13/chartex" xmlns:cx8="http://schemas.microsoft.com/office/drawing/2016/5/14/chartex" xmlns:mc="http://schemas.openxmlformats.org/markup-compatibility/2006" xmlns:aink="http://schemas.microsoft.com/office/drawing/2016/ink" xmlns:am3d="http://schemas.microsoft.com/office/drawing/2017/model3d" xmlns:o="urn:schemas-microsoft-com:office:office" xmlns:oel="http://schemas.microsoft.com/office/2019/extlst" xmlns:r="http://schemas.openxmlformats.org/officeDocument/2006/relationships" xmlns:m="http://schemas.openxmlformats.org/officeDocument/2006/math" xmlns:v="urn:schemas-microsoft-com:vml" xmlns:wp14="http://schemas.microsoft.com/office/word/2010/wordprocessingDrawing" xmlns:wp="http://schemas.openxmlformats.org/drawingml/2006/wordprocessingDrawing" xmlns:w10="urn:schemas-microsoft-com:office:word" xmlns:w="http://schemas.openxmlformats.org/wordprocessingml/2006/main" xmlns:w14="http://schemas.microsoft.com/office/word/2010/wordml" xmlns:w15="http://schemas.microsoft.com/office/word/2012/wordml" xmlns:w16cex="http://schemas.microsoft.com/office/word/2018/wordml/cex" xmlns:w16cid="http://schemas.microsoft.com/office/word/2016/wordml/cid" xmlns:w16="http://schemas.microsoft.com/office/word/2018/wordml" xmlns:w16du="http://schemas.microsoft.com/office/word/2023/wordml/word16du" xmlns:w16sdtdh="http://schemas.microsoft.com/office/word/2020/wordml/sdtdatahash" xmlns:w16sdtfl="http://schemas.microsoft.com/office/word/2024/wordml/sdtformatlock" xmlns:w16se="http://schemas.microsoft.com/office/word/2015/wordml/symex" xmlns:wpg="http://schemas.microsoft.com/office/word/2010/wordprocessingGroup" xmlns:wpi="http://schemas.microsoft.com/office/word/2010/wordprocessingInk" xmlns:wne="http://schemas.microsoft.com/office/word/2006/wordml" xmlns:wps="http://schemas.microsoft.com/office/word/2010/wordprocessingShape" mc:Ignorable="w14 w15 w16se w16cid w16 w16cex w16sdtdh w16sdtfl w16du wp14">
   <w:body>
     <w:p>
+      <w:hyperlink r:id="rId6" w:history="1">
+        <w:r>
+          <w:rPr>
+            <w:rStyle w:val="Hyperlink"/>
+          </w:rPr>
+          <w:t>https://github.com/krishna3324/FSAD-SkillExperiments.git</w:t>
+        </w:r>
+      </w:hyperlink>
       <w:r>
         <w:t>Name: B. Krishna</w:t>
       </w:r>
@@ -43,7 +51,7 @@
                     <pic:cNvPicPr/>
                   </pic:nvPicPr>
                   <pic:blipFill>
-                    <a:blip r:embed="rId6"/>
+                    <a:blip r:embed="rId7"/>
                     <a:stretch>
                       <a:fillRect/>
                     </a:stretch>
@@ -91,7 +99,7 @@
                     </pic:cNvPicPr>
                   </pic:nvPicPr>
                   <pic:blipFill>
-                    <a:blip r:embed="rId7" cstate="print">
+                    <a:blip r:embed="rId8" cstate="print">
                       <a:extLst>
                         <a:ext uri="{28A0092B-C50C-407E-A947-70E740481C1C}">
                           <a14:useLocalDpi xmlns:a14="http://schemas.microsoft.com/office/drawing/2010/main" val="0"/>
@@ -123,13 +131,24 @@
         </w:drawing>
       </w:r>
     </w:p>
+    <w:p/>
+    <w:p>
+      <w:hyperlink r:id="rId9" w:history="1">
+        <w:r>
+          <w:rPr>
+            <w:rStyle w:val="Hyperlink"/>
+          </w:rPr>
+          <w:t>https://github.com/krishna3324/FSAD-SkillExperiments.git</w:t>
+        </w:r>
+      </w:hyperlink>
+    </w:p>
     <w:sectPr>
-      <w:headerReference w:type="even" r:id="rId8"/>
-      <w:headerReference w:type="default" r:id="rId9"/>
-      <w:footerReference w:type="even" r:id="rId10"/>
-      <w:footerReference w:type="default" r:id="rId11"/>
-      <w:headerReference w:type="first" r:id="rId12"/>
-      <w:footerReference w:type="first" r:id="rId13"/>
+      <w:headerReference w:type="even" r:id="rId10"/>
+      <w:headerReference w:type="default" r:id="rId11"/>
+      <w:footerReference w:type="even" r:id="rId12"/>
+      <w:footerReference w:type="default" r:id="rId13"/>
+      <w:headerReference w:type="first" r:id="rId14"/>
+      <w:footerReference w:type="first" r:id="rId15"/>
       <w:pgSz w:w="11906" w:h="16838"/>
       <w:pgMar w:top="1440" w:right="1440" w:bottom="1440" w:left="1440" w:header="708" w:footer="708" w:gutter="0"/>
       <w:cols w:space="708"/>
@@ -273,7 +292,7 @@
               </v:handles>
               <o:lock v:ext="edit" text="t" shapetype="t"/>
             </v:shapetype>
-            <v:shape id="PowerPlusWaterMarkObject52706423" o:spid="_x0000_s1025" type="#_x0000_t136" style="position:absolute;margin-left:0;margin-top:0;width:489.45pt;height:146.8pt;rotation:315;z-index:-251657216;mso-position-horizontal:center;mso-position-horizontal-relative:margin;mso-position-vertical:center;mso-position-vertical-relative:margin" o:allowincell="f" fillcolor="silver" stroked="f">
+            <v:shape id="PowerPlusWaterMarkObject52706423" o:spid="_x0000_s1025" type="#_x0000_t136" style="position:absolute;margin-left:0;margin-top:0;width:489.45pt;height:146.8pt;rotation:315;z-index:-251658752;mso-position-horizontal:center;mso-position-horizontal-relative:margin;mso-position-vertical:center;mso-position-vertical-relative:margin" o:allowincell="f" fillcolor="silver" stroked="f">
               <v:fill opacity=".5"/>
               <v:textpath style="font-family:&quot;Calibri&quot;;font-size:1pt" string="2400030120"/>
               <w10:wrap anchorx="margin" anchory="margin"/>
@@ -1255,6 +1274,29 @@
     <w:uiPriority w:val="99"/>
     <w:rsid w:val="00680BC6"/>
   </w:style>
+  <w:style w:type="character" w:styleId="Hyperlink">
+    <w:name w:val="Hyperlink"/>
+    <w:basedOn w:val="DefaultParagraphFont"/>
+    <w:uiPriority w:val="99"/>
+    <w:unhideWhenUsed/>
+    <w:rsid w:val="00C2259F"/>
+    <w:rPr>
+      <w:color w:val="467886" w:themeColor="hyperlink"/>
+      <w:u w:val="single"/>
+    </w:rPr>
+  </w:style>
+  <w:style w:type="character" w:styleId="UnresolvedMention">
+    <w:name w:val="Unresolved Mention"/>
+    <w:basedOn w:val="DefaultParagraphFont"/>
+    <w:uiPriority w:val="99"/>
+    <w:semiHidden/>
+    <w:unhideWhenUsed/>
+    <w:rsid w:val="00C2259F"/>
+    <w:rPr>
+      <w:color w:val="605E5C"/>
+      <w:shd w:val="clear" w:color="auto" w:fill="E1DFDD"/>
+    </w:rPr>
+  </w:style>
 </w:styles>
 </file>
 
